--- a/docs/assignment_docs/CareerOS_mvp_feature_list_doc.docx
+++ b/docs/assignment_docs/CareerOS_mvp_feature_list_doc.docx
@@ -8,6 +8,8 @@
         <w:rPr>
           <w:rFonts w:ascii="Times New Roman" w:eastAsia="Times New Roman" w:hAnsi="Times New Roman" w:cs="Times New Roman"/>
           <w:kern w:val="0"/>
+          <w:sz w:val="36"/>
+          <w:szCs w:val="36"/>
           <w14:ligatures w14:val="none"/>
         </w:rPr>
       </w:pPr>
@@ -17,6 +19,8 @@
           <w:b/>
           <w:bCs/>
           <w:kern w:val="0"/>
+          <w:sz w:val="36"/>
+          <w:szCs w:val="36"/>
           <w14:ligatures w14:val="none"/>
         </w:rPr>
         <w:t>Title:</w:t>
@@ -25,6 +29,8 @@
         <w:rPr>
           <w:rFonts w:ascii="Times New Roman" w:eastAsia="Times New Roman" w:hAnsi="Times New Roman" w:cs="Times New Roman"/>
           <w:kern w:val="0"/>
+          <w:sz w:val="36"/>
+          <w:szCs w:val="36"/>
           <w14:ligatures w14:val="none"/>
         </w:rPr>
         <w:t xml:space="preserve"> </w:t>
@@ -35,6 +41,8 @@
           <w:b/>
           <w:bCs/>
           <w:kern w:val="0"/>
+          <w:sz w:val="36"/>
+          <w:szCs w:val="36"/>
           <w14:ligatures w14:val="none"/>
         </w:rPr>
         <w:t>CareerOS — MVP Feature List (Ranked by Value)</w:t>
@@ -43,6 +51,8 @@
         <w:rPr>
           <w:rFonts w:ascii="Times New Roman" w:eastAsia="Times New Roman" w:hAnsi="Times New Roman" w:cs="Times New Roman"/>
           <w:kern w:val="0"/>
+          <w:sz w:val="36"/>
+          <w:szCs w:val="36"/>
           <w14:ligatures w14:val="none"/>
         </w:rPr>
         <w:br/>
@@ -53,6 +63,8 @@
           <w:b/>
           <w:bCs/>
           <w:kern w:val="0"/>
+          <w:sz w:val="36"/>
+          <w:szCs w:val="36"/>
           <w14:ligatures w14:val="none"/>
         </w:rPr>
         <w:t>Course Assignment 3 — Part 2</w:t>
@@ -61,6 +73,8 @@
         <w:rPr>
           <w:rFonts w:ascii="Times New Roman" w:eastAsia="Times New Roman" w:hAnsi="Times New Roman" w:cs="Times New Roman"/>
           <w:kern w:val="0"/>
+          <w:sz w:val="36"/>
+          <w:szCs w:val="36"/>
           <w14:ligatures w14:val="none"/>
         </w:rPr>
         <w:br/>
@@ -71,6 +85,8 @@
           <w:b/>
           <w:bCs/>
           <w:kern w:val="0"/>
+          <w:sz w:val="36"/>
+          <w:szCs w:val="36"/>
           <w14:ligatures w14:val="none"/>
         </w:rPr>
         <w:t>Student:</w:t>
@@ -79,6 +95,8 @@
         <w:rPr>
           <w:rFonts w:ascii="Times New Roman" w:eastAsia="Times New Roman" w:hAnsi="Times New Roman" w:cs="Times New Roman"/>
           <w:kern w:val="0"/>
+          <w:sz w:val="36"/>
+          <w:szCs w:val="36"/>
           <w14:ligatures w14:val="none"/>
         </w:rPr>
         <w:t xml:space="preserve"> Ganesh Prasad Bhandari</w:t>
@@ -87,6 +105,8 @@
         <w:rPr>
           <w:rFonts w:ascii="Times New Roman" w:eastAsia="Times New Roman" w:hAnsi="Times New Roman" w:cs="Times New Roman"/>
           <w:kern w:val="0"/>
+          <w:sz w:val="36"/>
+          <w:szCs w:val="36"/>
           <w14:ligatures w14:val="none"/>
         </w:rPr>
         <w:br/>
@@ -97,6 +117,8 @@
           <w:b/>
           <w:bCs/>
           <w:kern w:val="0"/>
+          <w:sz w:val="36"/>
+          <w:szCs w:val="36"/>
           <w14:ligatures w14:val="none"/>
         </w:rPr>
         <w:t>Project:</w:t>
@@ -105,6 +127,8 @@
         <w:rPr>
           <w:rFonts w:ascii="Times New Roman" w:eastAsia="Times New Roman" w:hAnsi="Times New Roman" w:cs="Times New Roman"/>
           <w:kern w:val="0"/>
+          <w:sz w:val="36"/>
+          <w:szCs w:val="36"/>
           <w14:ligatures w14:val="none"/>
         </w:rPr>
         <w:t xml:space="preserve"> CareerOS (Agentic AI Capstone)</w:t>
@@ -113,6 +137,8 @@
         <w:rPr>
           <w:rFonts w:ascii="Times New Roman" w:eastAsia="Times New Roman" w:hAnsi="Times New Roman" w:cs="Times New Roman"/>
           <w:kern w:val="0"/>
+          <w:sz w:val="36"/>
+          <w:szCs w:val="36"/>
           <w14:ligatures w14:val="none"/>
         </w:rPr>
         <w:br/>
@@ -123,6 +149,8 @@
           <w:b/>
           <w:bCs/>
           <w:kern w:val="0"/>
+          <w:sz w:val="36"/>
+          <w:szCs w:val="36"/>
           <w14:ligatures w14:val="none"/>
         </w:rPr>
         <w:t>Date:</w:t>
@@ -131,6 +159,8 @@
         <w:rPr>
           <w:rFonts w:ascii="Times New Roman" w:eastAsia="Times New Roman" w:hAnsi="Times New Roman" w:cs="Times New Roman"/>
           <w:kern w:val="0"/>
+          <w:sz w:val="36"/>
+          <w:szCs w:val="36"/>
           <w14:ligatures w14:val="none"/>
         </w:rPr>
         <w:t xml:space="preserve"> Feb 2026</w:t>
@@ -150,18 +180,9 @@
           <w:rFonts w:ascii="Times New Roman" w:eastAsia="Times New Roman" w:hAnsi="Times New Roman" w:cs="Times New Roman"/>
           <w:noProof/>
           <w:kern w:val="0"/>
-          <w14:ligatures w14:val="none"/>
-        </w:rPr>
-      </w:r>
-      <w:r>
-        <w:rPr>
-          <w:rFonts w:ascii="Times New Roman" w:eastAsia="Times New Roman" w:hAnsi="Times New Roman" w:cs="Times New Roman"/>
-          <w:noProof/>
-          <w:kern w:val="0"/>
-          <w14:ligatures w14:val="none"/>
-        </w:rPr>
-        <w:pict w14:anchorId="21B48006">
-          <v:rect id="_x0000_i1025" alt="" style="width:468pt;height:.05pt;mso-width-percent:0;mso-height-percent:0;mso-width-percent:0;mso-height-percent:0" o:hralign="center" o:hrstd="t" o:hr="t" fillcolor="#a0a0a0" stroked="f"/>
+        </w:rPr>
+        <w:pict w14:anchorId="5B06D289">
+          <v:rect id="_x0000_i1027" alt="" style="width:468pt;height:.05pt;mso-width-percent:0;mso-height-percent:0;mso-width-percent:0;mso-height-percent:0" o:hralign="center" o:hrstd="t" o:hr="t" fillcolor="#a0a0a0" stroked="f"/>
         </w:pict>
       </w:r>
     </w:p>
@@ -242,17 +263,8 @@
           <w:rFonts w:ascii="Times New Roman" w:eastAsia="Times New Roman" w:hAnsi="Times New Roman" w:cs="Times New Roman"/>
           <w:noProof/>
           <w:kern w:val="0"/>
-          <w14:ligatures w14:val="none"/>
-        </w:rPr>
-      </w:r>
-      <w:r>
-        <w:rPr>
-          <w:rFonts w:ascii="Times New Roman" w:eastAsia="Times New Roman" w:hAnsi="Times New Roman" w:cs="Times New Roman"/>
-          <w:noProof/>
-          <w:kern w:val="0"/>
-          <w14:ligatures w14:val="none"/>
-        </w:rPr>
-        <w:pict w14:anchorId="24A03767">
+        </w:rPr>
+        <w:pict w14:anchorId="154A3305">
           <v:rect id="_x0000_i1026" alt="" style="width:468pt;height:.05pt;mso-width-percent:0;mso-height-percent:0;mso-width-percent:0;mso-height-percent:0" o:hralign="center" o:hrstd="t" o:hr="t" fillcolor="#a0a0a0" stroked="f"/>
         </w:pict>
       </w:r>
@@ -266,8 +278,8 @@
           <w:b/>
           <w:bCs/>
           <w:kern w:val="36"/>
-          <w:sz w:val="48"/>
-          <w:szCs w:val="48"/>
+          <w:sz w:val="36"/>
+          <w:szCs w:val="36"/>
           <w14:ligatures w14:val="none"/>
         </w:rPr>
       </w:pPr>
@@ -277,8 +289,8 @@
           <w:b/>
           <w:bCs/>
           <w:kern w:val="36"/>
-          <w:sz w:val="48"/>
-          <w:szCs w:val="48"/>
+          <w:sz w:val="36"/>
+          <w:szCs w:val="36"/>
           <w14:ligatures w14:val="none"/>
         </w:rPr>
         <w:t>2) MVP feature list (ranked by value)</w:t>
@@ -345,20 +357,8 @@
           <w:kern w:val="0"/>
           <w14:ligatures w14:val="none"/>
         </w:rPr>
-        <w:t xml:space="preserve">Output: </w:t>
-      </w:r>
-      <w:proofErr w:type="spellStart"/>
-      <w:proofErr w:type="gramStart"/>
-      <w:r>
-        <w:rPr>
-          <w:rFonts w:ascii="Times New Roman" w:eastAsia="Times New Roman" w:hAnsi="Times New Roman" w:cs="Times New Roman"/>
-          <w:kern w:val="0"/>
-          <w14:ligatures w14:val="none"/>
-        </w:rPr>
-        <w:t>profile.json</w:t>
-      </w:r>
-      <w:proofErr w:type="spellEnd"/>
-      <w:proofErr w:type="gramEnd"/>
+        <w:t>Output: profile.json</w:t>
+      </w:r>
     </w:p>
     <w:p>
       <w:pPr>
@@ -421,28 +421,8 @@
           <w:kern w:val="0"/>
           <w14:ligatures w14:val="none"/>
         </w:rPr>
-        <w:t xml:space="preserve">Output: </w:t>
-      </w:r>
-      <w:proofErr w:type="spellStart"/>
-      <w:r>
-        <w:rPr>
-          <w:rFonts w:ascii="Times New Roman" w:eastAsia="Times New Roman" w:hAnsi="Times New Roman" w:cs="Times New Roman"/>
-          <w:kern w:val="0"/>
-          <w14:ligatures w14:val="none"/>
-        </w:rPr>
-        <w:t>evidence_</w:t>
-      </w:r>
-      <w:proofErr w:type="gramStart"/>
-      <w:r>
-        <w:rPr>
-          <w:rFonts w:ascii="Times New Roman" w:eastAsia="Times New Roman" w:hAnsi="Times New Roman" w:cs="Times New Roman"/>
-          <w:kern w:val="0"/>
-          <w14:ligatures w14:val="none"/>
-        </w:rPr>
-        <w:t>graph.json</w:t>
-      </w:r>
-      <w:proofErr w:type="spellEnd"/>
-      <w:proofErr w:type="gramEnd"/>
+        <w:t>Output: evidence_graph.json</w:t>
+      </w:r>
     </w:p>
     <w:p>
       <w:pPr>
@@ -569,28 +549,8 @@
           <w:kern w:val="0"/>
           <w14:ligatures w14:val="none"/>
         </w:rPr>
-        <w:t xml:space="preserve">Output: </w:t>
-      </w:r>
-      <w:proofErr w:type="spellStart"/>
-      <w:r>
-        <w:rPr>
-          <w:rFonts w:ascii="Times New Roman" w:eastAsia="Times New Roman" w:hAnsi="Times New Roman" w:cs="Times New Roman"/>
-          <w:kern w:val="0"/>
-          <w14:ligatures w14:val="none"/>
-        </w:rPr>
-        <w:t>job_</w:t>
-      </w:r>
-      <w:proofErr w:type="gramStart"/>
-      <w:r>
-        <w:rPr>
-          <w:rFonts w:ascii="Times New Roman" w:eastAsia="Times New Roman" w:hAnsi="Times New Roman" w:cs="Times New Roman"/>
-          <w:kern w:val="0"/>
-          <w14:ligatures w14:val="none"/>
-        </w:rPr>
-        <w:t>requirements.json</w:t>
-      </w:r>
-      <w:proofErr w:type="spellEnd"/>
-      <w:proofErr w:type="gramEnd"/>
+        <w:t>Output: job_requirements.json</w:t>
+      </w:r>
     </w:p>
     <w:p>
       <w:pPr>
@@ -653,28 +613,8 @@
           <w:kern w:val="0"/>
           <w14:ligatures w14:val="none"/>
         </w:rPr>
-        <w:t xml:space="preserve">Output: </w:t>
-      </w:r>
-      <w:proofErr w:type="spellStart"/>
-      <w:r>
-        <w:rPr>
-          <w:rFonts w:ascii="Times New Roman" w:eastAsia="Times New Roman" w:hAnsi="Times New Roman" w:cs="Times New Roman"/>
-          <w:kern w:val="0"/>
-          <w14:ligatures w14:val="none"/>
-        </w:rPr>
-        <w:t>eligibility_</w:t>
-      </w:r>
-      <w:proofErr w:type="gramStart"/>
-      <w:r>
-        <w:rPr>
-          <w:rFonts w:ascii="Times New Roman" w:eastAsia="Times New Roman" w:hAnsi="Times New Roman" w:cs="Times New Roman"/>
-          <w:kern w:val="0"/>
-          <w14:ligatures w14:val="none"/>
-        </w:rPr>
-        <w:t>report.json</w:t>
-      </w:r>
-      <w:proofErr w:type="spellEnd"/>
-      <w:proofErr w:type="gramEnd"/>
+        <w:t>Output: eligibility_report.json</w:t>
+      </w:r>
     </w:p>
     <w:p>
       <w:pPr>
@@ -693,6 +633,7 @@
           <w:kern w:val="0"/>
           <w14:ligatures w14:val="none"/>
         </w:rPr>
+        <w:lastRenderedPageBreak/>
         <w:t>MVP-6. Hybrid Ranker v1 (F10) — Value: 5/5</w:t>
       </w:r>
     </w:p>
@@ -715,7 +656,6 @@
           <w:kern w:val="0"/>
           <w14:ligatures w14:val="none"/>
         </w:rPr>
-        <w:lastRenderedPageBreak/>
         <w:t>Why MVP: core promise—high-quality ranked shortlist with breakdown</w:t>
       </w:r>
     </w:p>
@@ -738,28 +678,8 @@
           <w:kern w:val="0"/>
           <w14:ligatures w14:val="none"/>
         </w:rPr>
-        <w:t xml:space="preserve">Output: </w:t>
-      </w:r>
-      <w:proofErr w:type="spellStart"/>
-      <w:r>
-        <w:rPr>
-          <w:rFonts w:ascii="Times New Roman" w:eastAsia="Times New Roman" w:hAnsi="Times New Roman" w:cs="Times New Roman"/>
-          <w:kern w:val="0"/>
-          <w14:ligatures w14:val="none"/>
-        </w:rPr>
-        <w:t>ranked_</w:t>
-      </w:r>
-      <w:proofErr w:type="gramStart"/>
-      <w:r>
-        <w:rPr>
-          <w:rFonts w:ascii="Times New Roman" w:eastAsia="Times New Roman" w:hAnsi="Times New Roman" w:cs="Times New Roman"/>
-          <w:kern w:val="0"/>
-          <w14:ligatures w14:val="none"/>
-        </w:rPr>
-        <w:t>jobs.json</w:t>
-      </w:r>
-      <w:proofErr w:type="spellEnd"/>
-      <w:proofErr w:type="gramEnd"/>
+        <w:t>Output: ranked_jobs.json</w:t>
+      </w:r>
     </w:p>
     <w:p>
       <w:pPr>
@@ -886,28 +806,8 @@
           <w:kern w:val="0"/>
           <w14:ligatures w14:val="none"/>
         </w:rPr>
-        <w:t xml:space="preserve">Output: validated outputs + </w:t>
-      </w:r>
-      <w:proofErr w:type="spellStart"/>
-      <w:r>
-        <w:rPr>
-          <w:rFonts w:ascii="Times New Roman" w:eastAsia="Times New Roman" w:hAnsi="Times New Roman" w:cs="Times New Roman"/>
-          <w:kern w:val="0"/>
-          <w14:ligatures w14:val="none"/>
-        </w:rPr>
-        <w:t>blocked_</w:t>
-      </w:r>
-      <w:proofErr w:type="gramStart"/>
-      <w:r>
-        <w:rPr>
-          <w:rFonts w:ascii="Times New Roman" w:eastAsia="Times New Roman" w:hAnsi="Times New Roman" w:cs="Times New Roman"/>
-          <w:kern w:val="0"/>
-          <w14:ligatures w14:val="none"/>
-        </w:rPr>
-        <w:t>claims.json</w:t>
-      </w:r>
-      <w:proofErr w:type="spellEnd"/>
-      <w:proofErr w:type="gramEnd"/>
+        <w:t>Output: validated outputs + blocked_claims.json</w:t>
+      </w:r>
     </w:p>
     <w:p>
       <w:pPr>
@@ -1098,20 +998,8 @@
           <w:kern w:val="0"/>
           <w14:ligatures w14:val="none"/>
         </w:rPr>
-        <w:t xml:space="preserve">Output: </w:t>
-      </w:r>
-      <w:proofErr w:type="spellStart"/>
-      <w:proofErr w:type="gramStart"/>
-      <w:r>
-        <w:rPr>
-          <w:rFonts w:ascii="Times New Roman" w:eastAsia="Times New Roman" w:hAnsi="Times New Roman" w:cs="Times New Roman"/>
-          <w:kern w:val="0"/>
-          <w14:ligatures w14:val="none"/>
-        </w:rPr>
-        <w:t>audit.json</w:t>
-      </w:r>
-      <w:proofErr w:type="spellEnd"/>
-      <w:proofErr w:type="gramEnd"/>
+        <w:t>Output: audit.json</w:t>
+      </w:r>
     </w:p>
     <w:p>
       <w:pPr>
@@ -1174,28 +1062,8 @@
           <w:kern w:val="0"/>
           <w14:ligatures w14:val="none"/>
         </w:rPr>
-        <w:t xml:space="preserve">Output: </w:t>
-      </w:r>
-      <w:proofErr w:type="spellStart"/>
-      <w:r>
-        <w:rPr>
-          <w:rFonts w:ascii="Times New Roman" w:eastAsia="Times New Roman" w:hAnsi="Times New Roman" w:cs="Times New Roman"/>
-          <w:kern w:val="0"/>
-          <w14:ligatures w14:val="none"/>
-        </w:rPr>
-        <w:t>intake_</w:t>
-      </w:r>
-      <w:proofErr w:type="gramStart"/>
-      <w:r>
-        <w:rPr>
-          <w:rFonts w:ascii="Times New Roman" w:eastAsia="Times New Roman" w:hAnsi="Times New Roman" w:cs="Times New Roman"/>
-          <w:kern w:val="0"/>
-          <w14:ligatures w14:val="none"/>
-        </w:rPr>
-        <w:t>bundle.json</w:t>
-      </w:r>
-      <w:proofErr w:type="spellEnd"/>
-      <w:proofErr w:type="gramEnd"/>
+        <w:t>Output: intake_bundle.json</w:t>
+      </w:r>
     </w:p>
     <w:p>
       <w:pPr>
@@ -1211,18 +1079,9 @@
           <w:rFonts w:ascii="Times New Roman" w:eastAsia="Times New Roman" w:hAnsi="Times New Roman" w:cs="Times New Roman"/>
           <w:noProof/>
           <w:kern w:val="0"/>
-          <w14:ligatures w14:val="none"/>
-        </w:rPr>
-      </w:r>
-      <w:r>
-        <w:rPr>
-          <w:rFonts w:ascii="Times New Roman" w:eastAsia="Times New Roman" w:hAnsi="Times New Roman" w:cs="Times New Roman"/>
-          <w:noProof/>
-          <w:kern w:val="0"/>
-          <w14:ligatures w14:val="none"/>
-        </w:rPr>
-        <w:pict w14:anchorId="317A405D">
-          <v:rect id="_x0000_i1027" alt="" style="width:468pt;height:.05pt;mso-width-percent:0;mso-height-percent:0;mso-width-percent:0;mso-height-percent:0" o:hralign="center" o:hrstd="t" o:hr="t" fillcolor="#a0a0a0" stroked="f"/>
+        </w:rPr>
+        <w:pict w14:anchorId="2BA1B507">
+          <v:rect id="_x0000_i1025" alt="" style="width:468pt;height:.05pt;mso-width-percent:0;mso-height-percent:0;mso-width-percent:0;mso-height-percent:0" o:hralign="center" o:hrstd="t" o:hr="t" fillcolor="#a0a0a0" stroked="f"/>
         </w:pict>
       </w:r>
     </w:p>
@@ -1322,18 +1181,6 @@
         <w:t>Produce an audit log explaining ranking rationale and validation results.</w:t>
       </w:r>
     </w:p>
-    <w:p>
-      <w:pPr>
-        <w:spacing w:before="100" w:beforeAutospacing="1" w:after="100" w:afterAutospacing="1" w:line="240" w:lineRule="auto"/>
-        <w:ind w:left="720"/>
-        <w:rPr>
-          <w:rFonts w:ascii="Times New Roman" w:eastAsia="Times New Roman" w:hAnsi="Times New Roman" w:cs="Times New Roman"/>
-          <w:kern w:val="0"/>
-          <w14:ligatures w14:val="none"/>
-        </w:rPr>
-      </w:pPr>
-    </w:p>
-    <w:p/>
     <w:sectPr>
       <w:pgSz w:w="12240" w:h="15840"/>
       <w:pgMar w:top="1440" w:right="1440" w:bottom="1440" w:left="1440" w:header="720" w:footer="720" w:gutter="0"/>
@@ -4357,7 +4204,6 @@
     <w:name w:val="Normal (Web)"/>
     <w:basedOn w:val="Normal"/>
     <w:uiPriority w:val="99"/>
-    <w:semiHidden/>
     <w:unhideWhenUsed/>
     <w:rsid w:val="00D676C3"/>
     <w:pPr>
